--- a/lessons/5-1/downloads/reveal/teacher/5.1-exit-tickets.docx
+++ b/lessons/5-1/downloads/reveal/teacher/5.1-exit-tickets.docx
@@ -4,6 +4,7 @@
   <w:body>
     <w:p>
       <w:pPr>
+        <w:pStyle w:val="Heading1"/>
         <w:tabs>
           <w:tab w:val="left" w:pos="5200"/>
           <w:tab w:val="right" w:leader="underscore" w:pos="9504"/>
@@ -34,7 +35,7 @@
         <w:rPr>
           <w:rFonts w:ascii="Avenir Next" w:hAnsi="Avenir Next" w:cs="Avenir Next" w:eastAsia="Avenir Next"/>
           <w:color w:val="1A1A1A"/>
-          <w:sz w:val="18"/>
+          <w:sz w:val="22"/>
           <w:szCs w:val="18"/>
         </w:rPr>
         <w:t xml:space="preserve">Name</w:t>
@@ -119,7 +120,7 @@
                 <w:rFonts w:ascii="Avenir Next" w:hAnsi="Avenir Next" w:cs="Avenir Next" w:eastAsia="Avenir Next"/>
                 <w:b/>
                 <w:color w:val="1A1A1A"/>
-                <w:sz w:val="20"/>
+                <w:sz w:val="22"/>
                 <w:szCs w:val="20"/>
               </w:rPr>
               <w:t xml:space="preserve">1.</w:t>
@@ -137,7 +138,7 @@
               <w:rPr>
                 <w:rFonts w:ascii="Avenir Next" w:hAnsi="Avenir Next" w:cs="Avenir Next" w:eastAsia="Avenir Next"/>
                 <w:color w:val="1A1A1A"/>
-                <w:sz w:val="20"/>
+                <w:sz w:val="22"/>
                 <w:szCs w:val="20"/>
               </w:rPr>
               <w:t xml:space="preserve">Find each measure of a parallelogram.</w:t>
@@ -192,10 +193,28 @@
                       <w:rFonts w:ascii="Avenir Next" w:hAnsi="Avenir Next" w:cs="Avenir Next" w:eastAsia="Avenir Next"/>
                       <w:b/>
                       <w:color w:val="003A70"/>
+                      <w:sz w:val="22"/>
+                      <w:szCs w:val="20"/>
+                    </w:rPr>
+                    <w:t xml:space="preserve">a.</w:t>
+                  </w:r>
+                  <w:r>
+                    <w:rPr>
+                      <w:rFonts w:ascii="Avenir Next" w:hAnsi="Avenir Next" w:cs="Avenir Next" w:eastAsia="Avenir Next"/>
+                      <w:color w:val="1A1A1A"/>
                       <w:sz w:val="20"/>
                       <w:szCs w:val="20"/>
                     </w:rPr>
-                    <w:t xml:space="preserve">a.</w:t>
+                    <w:tab/>
+                  </w:r>
+                  <w:r>
+                    <w:rPr>
+                      <w:rFonts w:ascii="Avenir Next" w:hAnsi="Avenir Next" w:cs="Avenir Next" w:eastAsia="Avenir Next"/>
+                      <w:color w:val="1A1A1A"/>
+                      <w:sz w:val="22"/>
+                      <w:szCs w:val="20"/>
+                    </w:rPr>
+                    <w:t xml:space="preserve">b = 13 in, h = 4 in; A =</w:t>
                   </w:r>
                   <w:r>
                     <w:rPr>
@@ -204,7 +223,7 @@
                       <w:sz w:val="20"/>
                       <w:szCs w:val="20"/>
                     </w:rPr>
-                    <w:tab/>
+                    <w:t xml:space="preserve">  </w:t>
                   </w:r>
                   <w:r>
                     <w:rPr>
@@ -212,24 +231,6 @@
                       <w:color w:val="1A1A1A"/>
                       <w:sz w:val="20"/>
                       <w:szCs w:val="20"/>
-                    </w:rPr>
-                    <w:t xml:space="preserve">b = 13 in, h = 4 in; A =</w:t>
-                  </w:r>
-                  <w:r>
-                    <w:rPr>
-                      <w:rFonts w:ascii="Avenir Next" w:hAnsi="Avenir Next" w:cs="Avenir Next" w:eastAsia="Avenir Next"/>
-                      <w:color w:val="1A1A1A"/>
-                      <w:sz w:val="20"/>
-                      <w:szCs w:val="20"/>
-                    </w:rPr>
-                    <w:t xml:space="preserve">  </w:t>
-                  </w:r>
-                  <w:r>
-                    <w:rPr>
-                      <w:rFonts w:ascii="Avenir Next" w:hAnsi="Avenir Next" w:cs="Avenir Next" w:eastAsia="Avenir Next"/>
-                      <w:color w:val="1A1A1A"/>
-                      <w:sz w:val="20"/>
-                      <w:szCs w:val="20"/>
                       <w:u w:val="single"/>
                     </w:rPr>
                     <w:t xml:space="preserve">              </w:t>
@@ -238,7 +239,7 @@
                     <w:rPr>
                       <w:rFonts w:ascii="Avenir Next" w:hAnsi="Avenir Next" w:cs="Avenir Next" w:eastAsia="Avenir Next"/>
                       <w:color w:val="1A1A1A"/>
-                      <w:sz w:val="20"/>
+                      <w:sz w:val="22"/>
                       <w:szCs w:val="20"/>
                     </w:rPr>
                     <w:t xml:space="preserve"> in²</w:t>
@@ -263,10 +264,28 @@
                       <w:rFonts w:ascii="Avenir Next" w:hAnsi="Avenir Next" w:cs="Avenir Next" w:eastAsia="Avenir Next"/>
                       <w:b/>
                       <w:color w:val="003A70"/>
+                      <w:sz w:val="22"/>
+                      <w:szCs w:val="20"/>
+                    </w:rPr>
+                    <w:t xml:space="preserve">b.</w:t>
+                  </w:r>
+                  <w:r>
+                    <w:rPr>
+                      <w:rFonts w:ascii="Avenir Next" w:hAnsi="Avenir Next" w:cs="Avenir Next" w:eastAsia="Avenir Next"/>
+                      <w:color w:val="1A1A1A"/>
                       <w:sz w:val="20"/>
                       <w:szCs w:val="20"/>
                     </w:rPr>
-                    <w:t xml:space="preserve">b.</w:t>
+                    <w:tab/>
+                  </w:r>
+                  <w:r>
+                    <w:rPr>
+                      <w:rFonts w:ascii="Avenir Next" w:hAnsi="Avenir Next" w:cs="Avenir Next" w:eastAsia="Avenir Next"/>
+                      <w:color w:val="1A1A1A"/>
+                      <w:sz w:val="22"/>
+                      <w:szCs w:val="20"/>
+                    </w:rPr>
+                    <w:t xml:space="preserve">A = 63 m², b = 7 m; h =</w:t>
                   </w:r>
                   <w:r>
                     <w:rPr>
@@ -275,7 +294,7 @@
                       <w:sz w:val="20"/>
                       <w:szCs w:val="20"/>
                     </w:rPr>
-                    <w:tab/>
+                    <w:t xml:space="preserve">  </w:t>
                   </w:r>
                   <w:r>
                     <w:rPr>
@@ -283,24 +302,6 @@
                       <w:color w:val="1A1A1A"/>
                       <w:sz w:val="20"/>
                       <w:szCs w:val="20"/>
-                    </w:rPr>
-                    <w:t xml:space="preserve">A = 63 m², b = 7 m; h =</w:t>
-                  </w:r>
-                  <w:r>
-                    <w:rPr>
-                      <w:rFonts w:ascii="Avenir Next" w:hAnsi="Avenir Next" w:cs="Avenir Next" w:eastAsia="Avenir Next"/>
-                      <w:color w:val="1A1A1A"/>
-                      <w:sz w:val="20"/>
-                      <w:szCs w:val="20"/>
-                    </w:rPr>
-                    <w:t xml:space="preserve">  </w:t>
-                  </w:r>
-                  <w:r>
-                    <w:rPr>
-                      <w:rFonts w:ascii="Avenir Next" w:hAnsi="Avenir Next" w:cs="Avenir Next" w:eastAsia="Avenir Next"/>
-                      <w:color w:val="1A1A1A"/>
-                      <w:sz w:val="20"/>
-                      <w:szCs w:val="20"/>
                       <w:u w:val="single"/>
                     </w:rPr>
                     <w:t xml:space="preserve">              </w:t>
@@ -309,7 +310,7 @@
                     <w:rPr>
                       <w:rFonts w:ascii="Avenir Next" w:hAnsi="Avenir Next" w:cs="Avenir Next" w:eastAsia="Avenir Next"/>
                       <w:color w:val="1A1A1A"/>
-                      <w:sz w:val="20"/>
+                      <w:sz w:val="22"/>
                       <w:szCs w:val="20"/>
                     </w:rPr>
                     <w:t xml:space="preserve"> m</w:t>
@@ -417,25 +418,25 @@
                       <w:rFonts w:ascii="Avenir Next" w:hAnsi="Avenir Next" w:cs="Avenir Next" w:eastAsia="Avenir Next"/>
                       <w:b/>
                       <w:color w:val="1A1A1A"/>
+                      <w:sz w:val="22"/>
+                      <w:szCs w:val="20"/>
+                    </w:rPr>
+                    <w:t xml:space="preserve">2.</w:t>
+                  </w:r>
+                  <w:r>
+                    <w:rPr>
+                      <w:rFonts w:ascii="Avenir Next" w:hAnsi="Avenir Next" w:cs="Avenir Next" w:eastAsia="Avenir Next"/>
+                      <w:color w:val="1A1A1A"/>
                       <w:sz w:val="20"/>
                       <w:szCs w:val="20"/>
                     </w:rPr>
-                    <w:t xml:space="preserve">2.</w:t>
-                  </w:r>
-                  <w:r>
-                    <w:rPr>
-                      <w:rFonts w:ascii="Avenir Next" w:hAnsi="Avenir Next" w:cs="Avenir Next" w:eastAsia="Avenir Next"/>
-                      <w:color w:val="1A1A1A"/>
-                      <w:sz w:val="20"/>
-                      <w:szCs w:val="20"/>
-                    </w:rPr>
                     <w:tab/>
                   </w:r>
                   <w:r>
                     <w:rPr>
                       <w:rFonts w:ascii="Avenir Next" w:hAnsi="Avenir Next" w:cs="Avenir Next" w:eastAsia="Avenir Next"/>
                       <w:color w:val="1A1A1A"/>
-                      <w:sz w:val="20"/>
+                      <w:sz w:val="22"/>
                       <w:szCs w:val="20"/>
                     </w:rPr>
                     <w:t xml:space="preserve">Find the area.</w:t>
@@ -454,25 +455,25 @@
                       <w:rFonts w:ascii="Avenir Next" w:hAnsi="Avenir Next" w:cs="Avenir Next" w:eastAsia="Avenir Next"/>
                       <w:b/>
                       <w:color w:val="1A1A1A"/>
+                      <w:sz w:val="22"/>
+                      <w:szCs w:val="18"/>
+                    </w:rPr>
+                    <w:t xml:space="preserve">Answer</w:t>
+                  </w:r>
+                  <w:r>
+                    <w:rPr>
+                      <w:rFonts w:ascii="Avenir Next" w:hAnsi="Avenir Next" w:cs="Avenir Next" w:eastAsia="Avenir Next"/>
+                      <w:color w:val="1A1A1A"/>
                       <w:sz w:val="18"/>
                       <w:szCs w:val="18"/>
                     </w:rPr>
-                    <w:t xml:space="preserve">Answer</w:t>
-                  </w:r>
-                  <w:r>
-                    <w:rPr>
-                      <w:rFonts w:ascii="Avenir Next" w:hAnsi="Avenir Next" w:cs="Avenir Next" w:eastAsia="Avenir Next"/>
-                      <w:color w:val="1A1A1A"/>
-                      <w:sz w:val="18"/>
-                      <w:szCs w:val="18"/>
-                    </w:rPr>
                     <w:tab/>
                   </w:r>
                   <w:r>
                     <w:rPr>
                       <w:rFonts w:ascii="Avenir Next" w:hAnsi="Avenir Next" w:cs="Avenir Next" w:eastAsia="Avenir Next"/>
                       <w:color w:val="1A1A1A"/>
-                      <w:sz w:val="18"/>
+                      <w:sz w:val="22"/>
                       <w:szCs w:val="18"/>
                     </w:rPr>
                     <w:t xml:space="preserve">  m²</w:t>
@@ -493,7 +494,7 @@
                     <w:drawing>
                       <wp:inline distT="0" distB="0" distL="0" distR="0">
                         <wp:extent cx="1554480" cy="802312"/>
-                        <wp:docPr id="1" name="Figure 1"/>
+                        <wp:docPr id="1" name="Figure 1" descr="Parallelogram. Dims: base: 11 m; height: 5 m; side: 7 m."/>
                         <a:graphic xmlns:a="http://schemas.openxmlformats.org/drawingml/2006/main">
                           <a:graphicData uri="http://schemas.openxmlformats.org/drawingml/2006/picture">
                             <pic:pic xmlns:pic="http://schemas.openxmlformats.org/drawingml/2006/picture">
@@ -591,7 +592,7 @@
                 <w:rFonts w:ascii="Avenir Next" w:hAnsi="Avenir Next" w:cs="Avenir Next" w:eastAsia="Avenir Next"/>
                 <w:b/>
                 <w:color w:val="1A1A1A"/>
-                <w:sz w:val="20"/>
+                <w:sz w:val="22"/>
                 <w:szCs w:val="20"/>
               </w:rPr>
               <w:t xml:space="preserve">3.</w:t>
@@ -609,7 +610,7 @@
               <w:rPr>
                 <w:rFonts w:ascii="Avenir Next" w:hAnsi="Avenir Next" w:cs="Avenir Next" w:eastAsia="Avenir Next"/>
                 <w:color w:val="1A1A1A"/>
-                <w:sz w:val="20"/>
+                <w:sz w:val="22"/>
                 <w:szCs w:val="20"/>
               </w:rPr>
               <w:t xml:space="preserve">Which unit is correct for the area of a shape measured in centimeters?</w:t>
@@ -665,25 +666,25 @@
                       <w:rFonts w:ascii="Avenir Next" w:hAnsi="Avenir Next" w:cs="Avenir Next" w:eastAsia="Avenir Next"/>
                       <w:b/>
                       <w:color w:val="003A70"/>
+                      <w:sz w:val="22"/>
+                      <w:szCs w:val="19"/>
+                    </w:rPr>
+                    <w:t xml:space="preserve">A</w:t>
+                  </w:r>
+                  <w:r>
+                    <w:rPr>
+                      <w:rFonts w:ascii="Avenir Next" w:hAnsi="Avenir Next" w:cs="Avenir Next" w:eastAsia="Avenir Next"/>
+                      <w:color w:val="1A1A1A"/>
                       <w:sz w:val="19"/>
                       <w:szCs w:val="19"/>
                     </w:rPr>
-                    <w:t xml:space="preserve">A</w:t>
-                  </w:r>
-                  <w:r>
-                    <w:rPr>
-                      <w:rFonts w:ascii="Avenir Next" w:hAnsi="Avenir Next" w:cs="Avenir Next" w:eastAsia="Avenir Next"/>
-                      <w:color w:val="1A1A1A"/>
-                      <w:sz w:val="19"/>
-                      <w:szCs w:val="19"/>
-                    </w:rPr>
                     <w:tab/>
                   </w:r>
                   <w:r>
                     <w:rPr>
                       <w:rFonts w:ascii="Avenir Next" w:hAnsi="Avenir Next" w:cs="Avenir Next" w:eastAsia="Avenir Next"/>
                       <w:color w:val="1A1A1A"/>
-                      <w:sz w:val="19"/>
+                      <w:sz w:val="22"/>
                       <w:szCs w:val="19"/>
                     </w:rPr>
                     <w:t xml:space="preserve">cm</w:t>
@@ -708,25 +709,25 @@
                       <w:rFonts w:ascii="Avenir Next" w:hAnsi="Avenir Next" w:cs="Avenir Next" w:eastAsia="Avenir Next"/>
                       <w:b/>
                       <w:color w:val="003A70"/>
+                      <w:sz w:val="22"/>
+                      <w:szCs w:val="19"/>
+                    </w:rPr>
+                    <w:t xml:space="preserve">B</w:t>
+                  </w:r>
+                  <w:r>
+                    <w:rPr>
+                      <w:rFonts w:ascii="Avenir Next" w:hAnsi="Avenir Next" w:cs="Avenir Next" w:eastAsia="Avenir Next"/>
+                      <w:color w:val="1A1A1A"/>
                       <w:sz w:val="19"/>
                       <w:szCs w:val="19"/>
                     </w:rPr>
-                    <w:t xml:space="preserve">B</w:t>
-                  </w:r>
-                  <w:r>
-                    <w:rPr>
-                      <w:rFonts w:ascii="Avenir Next" w:hAnsi="Avenir Next" w:cs="Avenir Next" w:eastAsia="Avenir Next"/>
-                      <w:color w:val="1A1A1A"/>
-                      <w:sz w:val="19"/>
-                      <w:szCs w:val="19"/>
-                    </w:rPr>
                     <w:tab/>
                   </w:r>
                   <w:r>
                     <w:rPr>
                       <w:rFonts w:ascii="Avenir Next" w:hAnsi="Avenir Next" w:cs="Avenir Next" w:eastAsia="Avenir Next"/>
                       <w:color w:val="1A1A1A"/>
-                      <w:sz w:val="19"/>
+                      <w:sz w:val="22"/>
                       <w:szCs w:val="19"/>
                     </w:rPr>
                     <w:t xml:space="preserve">cm²</w:t>
@@ -751,25 +752,25 @@
                       <w:rFonts w:ascii="Avenir Next" w:hAnsi="Avenir Next" w:cs="Avenir Next" w:eastAsia="Avenir Next"/>
                       <w:b/>
                       <w:color w:val="003A70"/>
+                      <w:sz w:val="22"/>
+                      <w:szCs w:val="19"/>
+                    </w:rPr>
+                    <w:t xml:space="preserve">C</w:t>
+                  </w:r>
+                  <w:r>
+                    <w:rPr>
+                      <w:rFonts w:ascii="Avenir Next" w:hAnsi="Avenir Next" w:cs="Avenir Next" w:eastAsia="Avenir Next"/>
+                      <w:color w:val="1A1A1A"/>
                       <w:sz w:val="19"/>
                       <w:szCs w:val="19"/>
                     </w:rPr>
-                    <w:t xml:space="preserve">C</w:t>
-                  </w:r>
-                  <w:r>
-                    <w:rPr>
-                      <w:rFonts w:ascii="Avenir Next" w:hAnsi="Avenir Next" w:cs="Avenir Next" w:eastAsia="Avenir Next"/>
-                      <w:color w:val="1A1A1A"/>
-                      <w:sz w:val="19"/>
-                      <w:szCs w:val="19"/>
-                    </w:rPr>
                     <w:tab/>
                   </w:r>
                   <w:r>
                     <w:rPr>
                       <w:rFonts w:ascii="Avenir Next" w:hAnsi="Avenir Next" w:cs="Avenir Next" w:eastAsia="Avenir Next"/>
                       <w:color w:val="1A1A1A"/>
-                      <w:sz w:val="19"/>
+                      <w:sz w:val="22"/>
                       <w:szCs w:val="19"/>
                     </w:rPr>
                     <w:t xml:space="preserve">cm³</w:t>
@@ -794,25 +795,25 @@
                       <w:rFonts w:ascii="Avenir Next" w:hAnsi="Avenir Next" w:cs="Avenir Next" w:eastAsia="Avenir Next"/>
                       <w:b/>
                       <w:color w:val="003A70"/>
+                      <w:sz w:val="22"/>
+                      <w:szCs w:val="19"/>
+                    </w:rPr>
+                    <w:t xml:space="preserve">D</w:t>
+                  </w:r>
+                  <w:r>
+                    <w:rPr>
+                      <w:rFonts w:ascii="Avenir Next" w:hAnsi="Avenir Next" w:cs="Avenir Next" w:eastAsia="Avenir Next"/>
+                      <w:color w:val="1A1A1A"/>
                       <w:sz w:val="19"/>
                       <w:szCs w:val="19"/>
                     </w:rPr>
-                    <w:t xml:space="preserve">D</w:t>
-                  </w:r>
-                  <w:r>
-                    <w:rPr>
-                      <w:rFonts w:ascii="Avenir Next" w:hAnsi="Avenir Next" w:cs="Avenir Next" w:eastAsia="Avenir Next"/>
-                      <w:color w:val="1A1A1A"/>
-                      <w:sz w:val="19"/>
-                      <w:szCs w:val="19"/>
-                    </w:rPr>
                     <w:tab/>
                   </w:r>
                   <w:r>
                     <w:rPr>
                       <w:rFonts w:ascii="Avenir Next" w:hAnsi="Avenir Next" w:cs="Avenir Next" w:eastAsia="Avenir Next"/>
                       <w:color w:val="1A1A1A"/>
-                      <w:sz w:val="19"/>
+                      <w:sz w:val="22"/>
                       <w:szCs w:val="19"/>
                     </w:rPr>
                     <w:t xml:space="preserve">square</w:t>
@@ -862,7 +863,7 @@
         <w:rPr>
           <w:rFonts w:ascii="Avenir Next" w:hAnsi="Avenir Next" w:cs="Avenir Next" w:eastAsia="Avenir Next"/>
           <w:color w:val="1A1A1A"/>
-          <w:sz w:val="17"/>
+          <w:sz w:val="22"/>
           <w:szCs w:val="17"/>
         </w:rPr>
         <w:t xml:space="preserve">  I got it</w:t>
@@ -880,7 +881,7 @@
         <w:rPr>
           <w:rFonts w:ascii="Avenir Next" w:hAnsi="Avenir Next" w:cs="Avenir Next" w:eastAsia="Avenir Next"/>
           <w:color w:val="1A1A1A"/>
-          <w:sz w:val="17"/>
+          <w:sz w:val="22"/>
           <w:szCs w:val="17"/>
         </w:rPr>
         <w:t xml:space="preserve">  Almost</w:t>
@@ -898,7 +899,7 @@
         <w:rPr>
           <w:rFonts w:ascii="Avenir Next" w:hAnsi="Avenir Next" w:cs="Avenir Next" w:eastAsia="Avenir Next"/>
           <w:color w:val="1A1A1A"/>
-          <w:sz w:val="17"/>
+          <w:sz w:val="22"/>
           <w:szCs w:val="17"/>
         </w:rPr>
         <w:t xml:space="preserve">  I need help</w:t>
@@ -955,7 +956,7 @@
         <w:rPr>
           <w:rFonts w:ascii="Avenir Next" w:hAnsi="Avenir Next" w:cs="Avenir Next" w:eastAsia="Avenir Next"/>
           <w:color w:val="1A1A1A"/>
-          <w:sz w:val="18"/>
+          <w:sz w:val="22"/>
           <w:szCs w:val="18"/>
         </w:rPr>
         <w:t xml:space="preserve">Name</w:t>
@@ -1040,7 +1041,7 @@
                 <w:rFonts w:ascii="Avenir Next" w:hAnsi="Avenir Next" w:cs="Avenir Next" w:eastAsia="Avenir Next"/>
                 <w:b/>
                 <w:color w:val="1A1A1A"/>
-                <w:sz w:val="20"/>
+                <w:sz w:val="22"/>
                 <w:szCs w:val="20"/>
               </w:rPr>
               <w:t xml:space="preserve">1.</w:t>
@@ -1058,7 +1059,7 @@
               <w:rPr>
                 <w:rFonts w:ascii="Avenir Next" w:hAnsi="Avenir Next" w:cs="Avenir Next" w:eastAsia="Avenir Next"/>
                 <w:color w:val="1A1A1A"/>
-                <w:sz w:val="20"/>
+                <w:sz w:val="22"/>
                 <w:szCs w:val="20"/>
               </w:rPr>
               <w:t xml:space="preserve">Find each measure of a parallelogram.</w:t>
@@ -1113,10 +1114,28 @@
                       <w:rFonts w:ascii="Avenir Next" w:hAnsi="Avenir Next" w:cs="Avenir Next" w:eastAsia="Avenir Next"/>
                       <w:b/>
                       <w:color w:val="003A70"/>
+                      <w:sz w:val="22"/>
+                      <w:szCs w:val="20"/>
+                    </w:rPr>
+                    <w:t xml:space="preserve">a.</w:t>
+                  </w:r>
+                  <w:r>
+                    <w:rPr>
+                      <w:rFonts w:ascii="Avenir Next" w:hAnsi="Avenir Next" w:cs="Avenir Next" w:eastAsia="Avenir Next"/>
+                      <w:color w:val="1A1A1A"/>
                       <w:sz w:val="20"/>
                       <w:szCs w:val="20"/>
                     </w:rPr>
-                    <w:t xml:space="preserve">a.</w:t>
+                    <w:tab/>
+                  </w:r>
+                  <w:r>
+                    <w:rPr>
+                      <w:rFonts w:ascii="Avenir Next" w:hAnsi="Avenir Next" w:cs="Avenir Next" w:eastAsia="Avenir Next"/>
+                      <w:color w:val="1A1A1A"/>
+                      <w:sz w:val="22"/>
+                      <w:szCs w:val="20"/>
+                    </w:rPr>
+                    <w:t xml:space="preserve">b = 13 in, h = 4 in; A =</w:t>
                   </w:r>
                   <w:r>
                     <w:rPr>
@@ -1125,7 +1144,7 @@
                       <w:sz w:val="20"/>
                       <w:szCs w:val="20"/>
                     </w:rPr>
-                    <w:tab/>
+                    <w:t xml:space="preserve">  </w:t>
                   </w:r>
                   <w:r>
                     <w:rPr>
@@ -1133,24 +1152,6 @@
                       <w:color w:val="1A1A1A"/>
                       <w:sz w:val="20"/>
                       <w:szCs w:val="20"/>
-                    </w:rPr>
-                    <w:t xml:space="preserve">b = 13 in, h = 4 in; A =</w:t>
-                  </w:r>
-                  <w:r>
-                    <w:rPr>
-                      <w:rFonts w:ascii="Avenir Next" w:hAnsi="Avenir Next" w:cs="Avenir Next" w:eastAsia="Avenir Next"/>
-                      <w:color w:val="1A1A1A"/>
-                      <w:sz w:val="20"/>
-                      <w:szCs w:val="20"/>
-                    </w:rPr>
-                    <w:t xml:space="preserve">  </w:t>
-                  </w:r>
-                  <w:r>
-                    <w:rPr>
-                      <w:rFonts w:ascii="Avenir Next" w:hAnsi="Avenir Next" w:cs="Avenir Next" w:eastAsia="Avenir Next"/>
-                      <w:color w:val="1A1A1A"/>
-                      <w:sz w:val="20"/>
-                      <w:szCs w:val="20"/>
                       <w:u w:val="single"/>
                     </w:rPr>
                     <w:t xml:space="preserve">              </w:t>
@@ -1159,7 +1160,7 @@
                     <w:rPr>
                       <w:rFonts w:ascii="Avenir Next" w:hAnsi="Avenir Next" w:cs="Avenir Next" w:eastAsia="Avenir Next"/>
                       <w:color w:val="1A1A1A"/>
-                      <w:sz w:val="20"/>
+                      <w:sz w:val="22"/>
                       <w:szCs w:val="20"/>
                     </w:rPr>
                     <w:t xml:space="preserve"> in²</w:t>
@@ -1184,10 +1185,28 @@
                       <w:rFonts w:ascii="Avenir Next" w:hAnsi="Avenir Next" w:cs="Avenir Next" w:eastAsia="Avenir Next"/>
                       <w:b/>
                       <w:color w:val="003A70"/>
+                      <w:sz w:val="22"/>
+                      <w:szCs w:val="20"/>
+                    </w:rPr>
+                    <w:t xml:space="preserve">b.</w:t>
+                  </w:r>
+                  <w:r>
+                    <w:rPr>
+                      <w:rFonts w:ascii="Avenir Next" w:hAnsi="Avenir Next" w:cs="Avenir Next" w:eastAsia="Avenir Next"/>
+                      <w:color w:val="1A1A1A"/>
                       <w:sz w:val="20"/>
                       <w:szCs w:val="20"/>
                     </w:rPr>
-                    <w:t xml:space="preserve">b.</w:t>
+                    <w:tab/>
+                  </w:r>
+                  <w:r>
+                    <w:rPr>
+                      <w:rFonts w:ascii="Avenir Next" w:hAnsi="Avenir Next" w:cs="Avenir Next" w:eastAsia="Avenir Next"/>
+                      <w:color w:val="1A1A1A"/>
+                      <w:sz w:val="22"/>
+                      <w:szCs w:val="20"/>
+                    </w:rPr>
+                    <w:t xml:space="preserve">A = 63 m², b = 7 m; h =</w:t>
                   </w:r>
                   <w:r>
                     <w:rPr>
@@ -1196,7 +1215,7 @@
                       <w:sz w:val="20"/>
                       <w:szCs w:val="20"/>
                     </w:rPr>
-                    <w:tab/>
+                    <w:t xml:space="preserve">  </w:t>
                   </w:r>
                   <w:r>
                     <w:rPr>
@@ -1204,24 +1223,6 @@
                       <w:color w:val="1A1A1A"/>
                       <w:sz w:val="20"/>
                       <w:szCs w:val="20"/>
-                    </w:rPr>
-                    <w:t xml:space="preserve">A = 63 m², b = 7 m; h =</w:t>
-                  </w:r>
-                  <w:r>
-                    <w:rPr>
-                      <w:rFonts w:ascii="Avenir Next" w:hAnsi="Avenir Next" w:cs="Avenir Next" w:eastAsia="Avenir Next"/>
-                      <w:color w:val="1A1A1A"/>
-                      <w:sz w:val="20"/>
-                      <w:szCs w:val="20"/>
-                    </w:rPr>
-                    <w:t xml:space="preserve">  </w:t>
-                  </w:r>
-                  <w:r>
-                    <w:rPr>
-                      <w:rFonts w:ascii="Avenir Next" w:hAnsi="Avenir Next" w:cs="Avenir Next" w:eastAsia="Avenir Next"/>
-                      <w:color w:val="1A1A1A"/>
-                      <w:sz w:val="20"/>
-                      <w:szCs w:val="20"/>
                       <w:u w:val="single"/>
                     </w:rPr>
                     <w:t xml:space="preserve">              </w:t>
@@ -1230,7 +1231,7 @@
                     <w:rPr>
                       <w:rFonts w:ascii="Avenir Next" w:hAnsi="Avenir Next" w:cs="Avenir Next" w:eastAsia="Avenir Next"/>
                       <w:color w:val="1A1A1A"/>
-                      <w:sz w:val="20"/>
+                      <w:sz w:val="22"/>
                       <w:szCs w:val="20"/>
                     </w:rPr>
                     <w:t xml:space="preserve"> m</w:t>
@@ -1338,25 +1339,25 @@
                       <w:rFonts w:ascii="Avenir Next" w:hAnsi="Avenir Next" w:cs="Avenir Next" w:eastAsia="Avenir Next"/>
                       <w:b/>
                       <w:color w:val="1A1A1A"/>
+                      <w:sz w:val="22"/>
+                      <w:szCs w:val="20"/>
+                    </w:rPr>
+                    <w:t xml:space="preserve">2.</w:t>
+                  </w:r>
+                  <w:r>
+                    <w:rPr>
+                      <w:rFonts w:ascii="Avenir Next" w:hAnsi="Avenir Next" w:cs="Avenir Next" w:eastAsia="Avenir Next"/>
+                      <w:color w:val="1A1A1A"/>
                       <w:sz w:val="20"/>
                       <w:szCs w:val="20"/>
                     </w:rPr>
-                    <w:t xml:space="preserve">2.</w:t>
-                  </w:r>
-                  <w:r>
-                    <w:rPr>
-                      <w:rFonts w:ascii="Avenir Next" w:hAnsi="Avenir Next" w:cs="Avenir Next" w:eastAsia="Avenir Next"/>
-                      <w:color w:val="1A1A1A"/>
-                      <w:sz w:val="20"/>
-                      <w:szCs w:val="20"/>
-                    </w:rPr>
                     <w:tab/>
                   </w:r>
                   <w:r>
                     <w:rPr>
                       <w:rFonts w:ascii="Avenir Next" w:hAnsi="Avenir Next" w:cs="Avenir Next" w:eastAsia="Avenir Next"/>
                       <w:color w:val="1A1A1A"/>
-                      <w:sz w:val="20"/>
+                      <w:sz w:val="22"/>
                       <w:szCs w:val="20"/>
                     </w:rPr>
                     <w:t xml:space="preserve">Find the area.</w:t>
@@ -1375,25 +1376,25 @@
                       <w:rFonts w:ascii="Avenir Next" w:hAnsi="Avenir Next" w:cs="Avenir Next" w:eastAsia="Avenir Next"/>
                       <w:b/>
                       <w:color w:val="1A1A1A"/>
+                      <w:sz w:val="22"/>
+                      <w:szCs w:val="18"/>
+                    </w:rPr>
+                    <w:t xml:space="preserve">Answer</w:t>
+                  </w:r>
+                  <w:r>
+                    <w:rPr>
+                      <w:rFonts w:ascii="Avenir Next" w:hAnsi="Avenir Next" w:cs="Avenir Next" w:eastAsia="Avenir Next"/>
+                      <w:color w:val="1A1A1A"/>
                       <w:sz w:val="18"/>
                       <w:szCs w:val="18"/>
                     </w:rPr>
-                    <w:t xml:space="preserve">Answer</w:t>
-                  </w:r>
-                  <w:r>
-                    <w:rPr>
-                      <w:rFonts w:ascii="Avenir Next" w:hAnsi="Avenir Next" w:cs="Avenir Next" w:eastAsia="Avenir Next"/>
-                      <w:color w:val="1A1A1A"/>
-                      <w:sz w:val="18"/>
-                      <w:szCs w:val="18"/>
-                    </w:rPr>
                     <w:tab/>
                   </w:r>
                   <w:r>
                     <w:rPr>
                       <w:rFonts w:ascii="Avenir Next" w:hAnsi="Avenir Next" w:cs="Avenir Next" w:eastAsia="Avenir Next"/>
                       <w:color w:val="1A1A1A"/>
-                      <w:sz w:val="18"/>
+                      <w:sz w:val="22"/>
                       <w:szCs w:val="18"/>
                     </w:rPr>
                     <w:t xml:space="preserve">  m²</w:t>
@@ -1414,7 +1415,7 @@
                     <w:drawing>
                       <wp:inline distT="0" distB="0" distL="0" distR="0">
                         <wp:extent cx="1554480" cy="802312"/>
-                        <wp:docPr id="2" name="Figure 2"/>
+                        <wp:docPr id="2" name="Figure 2" descr="Parallelogram. Dims: base: 11 m; height: 5 m; side: 7 m."/>
                         <a:graphic xmlns:a="http://schemas.openxmlformats.org/drawingml/2006/main">
                           <a:graphicData uri="http://schemas.openxmlformats.org/drawingml/2006/picture">
                             <pic:pic xmlns:pic="http://schemas.openxmlformats.org/drawingml/2006/picture">
@@ -1512,7 +1513,7 @@
                 <w:rFonts w:ascii="Avenir Next" w:hAnsi="Avenir Next" w:cs="Avenir Next" w:eastAsia="Avenir Next"/>
                 <w:b/>
                 <w:color w:val="1A1A1A"/>
-                <w:sz w:val="20"/>
+                <w:sz w:val="22"/>
                 <w:szCs w:val="20"/>
               </w:rPr>
               <w:t xml:space="preserve">3.</w:t>
@@ -1530,7 +1531,7 @@
               <w:rPr>
                 <w:rFonts w:ascii="Avenir Next" w:hAnsi="Avenir Next" w:cs="Avenir Next" w:eastAsia="Avenir Next"/>
                 <w:color w:val="1A1A1A"/>
-                <w:sz w:val="20"/>
+                <w:sz w:val="22"/>
                 <w:szCs w:val="20"/>
               </w:rPr>
               <w:t xml:space="preserve">Which unit is correct for the area of a shape measured in centimeters?</w:t>
@@ -1586,25 +1587,25 @@
                       <w:rFonts w:ascii="Avenir Next" w:hAnsi="Avenir Next" w:cs="Avenir Next" w:eastAsia="Avenir Next"/>
                       <w:b/>
                       <w:color w:val="003A70"/>
+                      <w:sz w:val="22"/>
+                      <w:szCs w:val="19"/>
+                    </w:rPr>
+                    <w:t xml:space="preserve">A</w:t>
+                  </w:r>
+                  <w:r>
+                    <w:rPr>
+                      <w:rFonts w:ascii="Avenir Next" w:hAnsi="Avenir Next" w:cs="Avenir Next" w:eastAsia="Avenir Next"/>
+                      <w:color w:val="1A1A1A"/>
                       <w:sz w:val="19"/>
                       <w:szCs w:val="19"/>
                     </w:rPr>
-                    <w:t xml:space="preserve">A</w:t>
-                  </w:r>
-                  <w:r>
-                    <w:rPr>
-                      <w:rFonts w:ascii="Avenir Next" w:hAnsi="Avenir Next" w:cs="Avenir Next" w:eastAsia="Avenir Next"/>
-                      <w:color w:val="1A1A1A"/>
-                      <w:sz w:val="19"/>
-                      <w:szCs w:val="19"/>
-                    </w:rPr>
                     <w:tab/>
                   </w:r>
                   <w:r>
                     <w:rPr>
                       <w:rFonts w:ascii="Avenir Next" w:hAnsi="Avenir Next" w:cs="Avenir Next" w:eastAsia="Avenir Next"/>
                       <w:color w:val="1A1A1A"/>
-                      <w:sz w:val="19"/>
+                      <w:sz w:val="22"/>
                       <w:szCs w:val="19"/>
                     </w:rPr>
                     <w:t xml:space="preserve">cm</w:t>
@@ -1629,25 +1630,25 @@
                       <w:rFonts w:ascii="Avenir Next" w:hAnsi="Avenir Next" w:cs="Avenir Next" w:eastAsia="Avenir Next"/>
                       <w:b/>
                       <w:color w:val="003A70"/>
+                      <w:sz w:val="22"/>
+                      <w:szCs w:val="19"/>
+                    </w:rPr>
+                    <w:t xml:space="preserve">B</w:t>
+                  </w:r>
+                  <w:r>
+                    <w:rPr>
+                      <w:rFonts w:ascii="Avenir Next" w:hAnsi="Avenir Next" w:cs="Avenir Next" w:eastAsia="Avenir Next"/>
+                      <w:color w:val="1A1A1A"/>
                       <w:sz w:val="19"/>
                       <w:szCs w:val="19"/>
                     </w:rPr>
-                    <w:t xml:space="preserve">B</w:t>
-                  </w:r>
-                  <w:r>
-                    <w:rPr>
-                      <w:rFonts w:ascii="Avenir Next" w:hAnsi="Avenir Next" w:cs="Avenir Next" w:eastAsia="Avenir Next"/>
-                      <w:color w:val="1A1A1A"/>
-                      <w:sz w:val="19"/>
-                      <w:szCs w:val="19"/>
-                    </w:rPr>
                     <w:tab/>
                   </w:r>
                   <w:r>
                     <w:rPr>
                       <w:rFonts w:ascii="Avenir Next" w:hAnsi="Avenir Next" w:cs="Avenir Next" w:eastAsia="Avenir Next"/>
                       <w:color w:val="1A1A1A"/>
-                      <w:sz w:val="19"/>
+                      <w:sz w:val="22"/>
                       <w:szCs w:val="19"/>
                     </w:rPr>
                     <w:t xml:space="preserve">cm²</w:t>
@@ -1672,25 +1673,25 @@
                       <w:rFonts w:ascii="Avenir Next" w:hAnsi="Avenir Next" w:cs="Avenir Next" w:eastAsia="Avenir Next"/>
                       <w:b/>
                       <w:color w:val="003A70"/>
+                      <w:sz w:val="22"/>
+                      <w:szCs w:val="19"/>
+                    </w:rPr>
+                    <w:t xml:space="preserve">C</w:t>
+                  </w:r>
+                  <w:r>
+                    <w:rPr>
+                      <w:rFonts w:ascii="Avenir Next" w:hAnsi="Avenir Next" w:cs="Avenir Next" w:eastAsia="Avenir Next"/>
+                      <w:color w:val="1A1A1A"/>
                       <w:sz w:val="19"/>
                       <w:szCs w:val="19"/>
                     </w:rPr>
-                    <w:t xml:space="preserve">C</w:t>
-                  </w:r>
-                  <w:r>
-                    <w:rPr>
-                      <w:rFonts w:ascii="Avenir Next" w:hAnsi="Avenir Next" w:cs="Avenir Next" w:eastAsia="Avenir Next"/>
-                      <w:color w:val="1A1A1A"/>
-                      <w:sz w:val="19"/>
-                      <w:szCs w:val="19"/>
-                    </w:rPr>
                     <w:tab/>
                   </w:r>
                   <w:r>
                     <w:rPr>
                       <w:rFonts w:ascii="Avenir Next" w:hAnsi="Avenir Next" w:cs="Avenir Next" w:eastAsia="Avenir Next"/>
                       <w:color w:val="1A1A1A"/>
-                      <w:sz w:val="19"/>
+                      <w:sz w:val="22"/>
                       <w:szCs w:val="19"/>
                     </w:rPr>
                     <w:t xml:space="preserve">cm³</w:t>
@@ -1715,25 +1716,25 @@
                       <w:rFonts w:ascii="Avenir Next" w:hAnsi="Avenir Next" w:cs="Avenir Next" w:eastAsia="Avenir Next"/>
                       <w:b/>
                       <w:color w:val="003A70"/>
+                      <w:sz w:val="22"/>
+                      <w:szCs w:val="19"/>
+                    </w:rPr>
+                    <w:t xml:space="preserve">D</w:t>
+                  </w:r>
+                  <w:r>
+                    <w:rPr>
+                      <w:rFonts w:ascii="Avenir Next" w:hAnsi="Avenir Next" w:cs="Avenir Next" w:eastAsia="Avenir Next"/>
+                      <w:color w:val="1A1A1A"/>
                       <w:sz w:val="19"/>
                       <w:szCs w:val="19"/>
                     </w:rPr>
-                    <w:t xml:space="preserve">D</w:t>
-                  </w:r>
-                  <w:r>
-                    <w:rPr>
-                      <w:rFonts w:ascii="Avenir Next" w:hAnsi="Avenir Next" w:cs="Avenir Next" w:eastAsia="Avenir Next"/>
-                      <w:color w:val="1A1A1A"/>
-                      <w:sz w:val="19"/>
-                      <w:szCs w:val="19"/>
-                    </w:rPr>
                     <w:tab/>
                   </w:r>
                   <w:r>
                     <w:rPr>
                       <w:rFonts w:ascii="Avenir Next" w:hAnsi="Avenir Next" w:cs="Avenir Next" w:eastAsia="Avenir Next"/>
                       <w:color w:val="1A1A1A"/>
-                      <w:sz w:val="19"/>
+                      <w:sz w:val="22"/>
                       <w:szCs w:val="19"/>
                     </w:rPr>
                     <w:t xml:space="preserve">square</w:t>
@@ -1783,7 +1784,7 @@
         <w:rPr>
           <w:rFonts w:ascii="Avenir Next" w:hAnsi="Avenir Next" w:cs="Avenir Next" w:eastAsia="Avenir Next"/>
           <w:color w:val="1A1A1A"/>
-          <w:sz w:val="17"/>
+          <w:sz w:val="22"/>
           <w:szCs w:val="17"/>
         </w:rPr>
         <w:t xml:space="preserve">  I got it</w:t>
@@ -1801,7 +1802,7 @@
         <w:rPr>
           <w:rFonts w:ascii="Avenir Next" w:hAnsi="Avenir Next" w:cs="Avenir Next" w:eastAsia="Avenir Next"/>
           <w:color w:val="1A1A1A"/>
-          <w:sz w:val="17"/>
+          <w:sz w:val="22"/>
           <w:szCs w:val="17"/>
         </w:rPr>
         <w:t xml:space="preserve">  Almost</w:t>
@@ -1819,7 +1820,7 @@
         <w:rPr>
           <w:rFonts w:ascii="Avenir Next" w:hAnsi="Avenir Next" w:cs="Avenir Next" w:eastAsia="Avenir Next"/>
           <w:color w:val="1A1A1A"/>
-          <w:sz w:val="17"/>
+          <w:sz w:val="22"/>
           <w:szCs w:val="17"/>
         </w:rPr>
         <w:t xml:space="preserve">  I need help</w:t>
@@ -1858,7 +1859,7 @@
         <w:rPr>
           <w:rFonts w:ascii="Avenir Next" w:hAnsi="Avenir Next" w:cs="Avenir Next" w:eastAsia="Avenir Next"/>
           <w:color w:val="1A1A1A"/>
-          <w:sz w:val="18"/>
+          <w:sz w:val="22"/>
           <w:szCs w:val="18"/>
         </w:rPr>
         <w:t xml:space="preserve">Name</w:t>
@@ -1943,7 +1944,7 @@
                 <w:rFonts w:ascii="Avenir Next" w:hAnsi="Avenir Next" w:cs="Avenir Next" w:eastAsia="Avenir Next"/>
                 <w:b/>
                 <w:color w:val="1A1A1A"/>
-                <w:sz w:val="20"/>
+                <w:sz w:val="22"/>
                 <w:szCs w:val="20"/>
               </w:rPr>
               <w:t xml:space="preserve">1.</w:t>
@@ -1961,7 +1962,7 @@
               <w:rPr>
                 <w:rFonts w:ascii="Avenir Next" w:hAnsi="Avenir Next" w:cs="Avenir Next" w:eastAsia="Avenir Next"/>
                 <w:color w:val="1A1A1A"/>
-                <w:sz w:val="20"/>
+                <w:sz w:val="22"/>
                 <w:szCs w:val="20"/>
               </w:rPr>
               <w:t xml:space="preserve">Find the area of each rhombus.</w:t>
@@ -2016,10 +2017,28 @@
                       <w:rFonts w:ascii="Avenir Next" w:hAnsi="Avenir Next" w:cs="Avenir Next" w:eastAsia="Avenir Next"/>
                       <w:b/>
                       <w:color w:val="003A70"/>
+                      <w:sz w:val="22"/>
+                      <w:szCs w:val="20"/>
+                    </w:rPr>
+                    <w:t xml:space="preserve">a.</w:t>
+                  </w:r>
+                  <w:r>
+                    <w:rPr>
+                      <w:rFonts w:ascii="Avenir Next" w:hAnsi="Avenir Next" w:cs="Avenir Next" w:eastAsia="Avenir Next"/>
+                      <w:color w:val="1A1A1A"/>
                       <w:sz w:val="20"/>
                       <w:szCs w:val="20"/>
                     </w:rPr>
-                    <w:t xml:space="preserve">a.</w:t>
+                    <w:tab/>
+                  </w:r>
+                  <w:r>
+                    <w:rPr>
+                      <w:rFonts w:ascii="Avenir Next" w:hAnsi="Avenir Next" w:cs="Avenir Next" w:eastAsia="Avenir Next"/>
+                      <w:color w:val="1A1A1A"/>
+                      <w:sz w:val="22"/>
+                      <w:szCs w:val="20"/>
+                    </w:rPr>
+                    <w:t xml:space="preserve">diagonals 14 ft and 5 ft</w:t>
                   </w:r>
                   <w:r>
                     <w:rPr>
@@ -2028,7 +2047,7 @@
                       <w:sz w:val="20"/>
                       <w:szCs w:val="20"/>
                     </w:rPr>
-                    <w:tab/>
+                    <w:t xml:space="preserve">  </w:t>
                   </w:r>
                   <w:r>
                     <w:rPr>
@@ -2036,24 +2055,6 @@
                       <w:color w:val="1A1A1A"/>
                       <w:sz w:val="20"/>
                       <w:szCs w:val="20"/>
-                    </w:rPr>
-                    <w:t xml:space="preserve">diagonals 14 ft and 5 ft</w:t>
-                  </w:r>
-                  <w:r>
-                    <w:rPr>
-                      <w:rFonts w:ascii="Avenir Next" w:hAnsi="Avenir Next" w:cs="Avenir Next" w:eastAsia="Avenir Next"/>
-                      <w:color w:val="1A1A1A"/>
-                      <w:sz w:val="20"/>
-                      <w:szCs w:val="20"/>
-                    </w:rPr>
-                    <w:t xml:space="preserve">  </w:t>
-                  </w:r>
-                  <w:r>
-                    <w:rPr>
-                      <w:rFonts w:ascii="Avenir Next" w:hAnsi="Avenir Next" w:cs="Avenir Next" w:eastAsia="Avenir Next"/>
-                      <w:color w:val="1A1A1A"/>
-                      <w:sz w:val="20"/>
-                      <w:szCs w:val="20"/>
                       <w:u w:val="single"/>
                     </w:rPr>
                     <w:t xml:space="preserve">              </w:t>
@@ -2062,7 +2063,7 @@
                     <w:rPr>
                       <w:rFonts w:ascii="Avenir Next" w:hAnsi="Avenir Next" w:cs="Avenir Next" w:eastAsia="Avenir Next"/>
                       <w:color w:val="1A1A1A"/>
-                      <w:sz w:val="20"/>
+                      <w:sz w:val="22"/>
                       <w:szCs w:val="20"/>
                     </w:rPr>
                     <w:t xml:space="preserve"> ft²</w:t>
@@ -2087,10 +2088,28 @@
                       <w:rFonts w:ascii="Avenir Next" w:hAnsi="Avenir Next" w:cs="Avenir Next" w:eastAsia="Avenir Next"/>
                       <w:b/>
                       <w:color w:val="003A70"/>
+                      <w:sz w:val="22"/>
+                      <w:szCs w:val="20"/>
+                    </w:rPr>
+                    <w:t xml:space="preserve">b.</w:t>
+                  </w:r>
+                  <w:r>
+                    <w:rPr>
+                      <w:rFonts w:ascii="Avenir Next" w:hAnsi="Avenir Next" w:cs="Avenir Next" w:eastAsia="Avenir Next"/>
+                      <w:color w:val="1A1A1A"/>
                       <w:sz w:val="20"/>
                       <w:szCs w:val="20"/>
                     </w:rPr>
-                    <w:t xml:space="preserve">b.</w:t>
+                    <w:tab/>
+                  </w:r>
+                  <w:r>
+                    <w:rPr>
+                      <w:rFonts w:ascii="Avenir Next" w:hAnsi="Avenir Next" w:cs="Avenir Next" w:eastAsia="Avenir Next"/>
+                      <w:color w:val="1A1A1A"/>
+                      <w:sz w:val="22"/>
+                      <w:szCs w:val="20"/>
+                    </w:rPr>
+                    <w:t xml:space="preserve">base 9 m, height 7 m</w:t>
                   </w:r>
                   <w:r>
                     <w:rPr>
@@ -2099,7 +2118,7 @@
                       <w:sz w:val="20"/>
                       <w:szCs w:val="20"/>
                     </w:rPr>
-                    <w:tab/>
+                    <w:t xml:space="preserve">  </w:t>
                   </w:r>
                   <w:r>
                     <w:rPr>
@@ -2107,24 +2126,6 @@
                       <w:color w:val="1A1A1A"/>
                       <w:sz w:val="20"/>
                       <w:szCs w:val="20"/>
-                    </w:rPr>
-                    <w:t xml:space="preserve">base 9 m, height 7 m</w:t>
-                  </w:r>
-                  <w:r>
-                    <w:rPr>
-                      <w:rFonts w:ascii="Avenir Next" w:hAnsi="Avenir Next" w:cs="Avenir Next" w:eastAsia="Avenir Next"/>
-                      <w:color w:val="1A1A1A"/>
-                      <w:sz w:val="20"/>
-                      <w:szCs w:val="20"/>
-                    </w:rPr>
-                    <w:t xml:space="preserve">  </w:t>
-                  </w:r>
-                  <w:r>
-                    <w:rPr>
-                      <w:rFonts w:ascii="Avenir Next" w:hAnsi="Avenir Next" w:cs="Avenir Next" w:eastAsia="Avenir Next"/>
-                      <w:color w:val="1A1A1A"/>
-                      <w:sz w:val="20"/>
-                      <w:szCs w:val="20"/>
                       <w:u w:val="single"/>
                     </w:rPr>
                     <w:t xml:space="preserve">              </w:t>
@@ -2133,7 +2134,7 @@
                     <w:rPr>
                       <w:rFonts w:ascii="Avenir Next" w:hAnsi="Avenir Next" w:cs="Avenir Next" w:eastAsia="Avenir Next"/>
                       <w:color w:val="1A1A1A"/>
-                      <w:sz w:val="20"/>
+                      <w:sz w:val="22"/>
                       <w:szCs w:val="20"/>
                     </w:rPr>
                     <w:t xml:space="preserve"> m²</w:t>
@@ -2241,25 +2242,25 @@
                       <w:rFonts w:ascii="Avenir Next" w:hAnsi="Avenir Next" w:cs="Avenir Next" w:eastAsia="Avenir Next"/>
                       <w:b/>
                       <w:color w:val="1A1A1A"/>
+                      <w:sz w:val="22"/>
+                      <w:szCs w:val="20"/>
+                    </w:rPr>
+                    <w:t xml:space="preserve">2.</w:t>
+                  </w:r>
+                  <w:r>
+                    <w:rPr>
+                      <w:rFonts w:ascii="Avenir Next" w:hAnsi="Avenir Next" w:cs="Avenir Next" w:eastAsia="Avenir Next"/>
+                      <w:color w:val="1A1A1A"/>
                       <w:sz w:val="20"/>
                       <w:szCs w:val="20"/>
                     </w:rPr>
-                    <w:t xml:space="preserve">2.</w:t>
-                  </w:r>
-                  <w:r>
-                    <w:rPr>
-                      <w:rFonts w:ascii="Avenir Next" w:hAnsi="Avenir Next" w:cs="Avenir Next" w:eastAsia="Avenir Next"/>
-                      <w:color w:val="1A1A1A"/>
-                      <w:sz w:val="20"/>
-                      <w:szCs w:val="20"/>
-                    </w:rPr>
                     <w:tab/>
                   </w:r>
                   <w:r>
                     <w:rPr>
                       <w:rFonts w:ascii="Avenir Next" w:hAnsi="Avenir Next" w:cs="Avenir Next" w:eastAsia="Avenir Next"/>
                       <w:color w:val="1A1A1A"/>
-                      <w:sz w:val="20"/>
+                      <w:sz w:val="22"/>
                       <w:szCs w:val="20"/>
                     </w:rPr>
                     <w:t xml:space="preserve">Find the area of the rhombus.</w:t>
@@ -2278,25 +2279,25 @@
                       <w:rFonts w:ascii="Avenir Next" w:hAnsi="Avenir Next" w:cs="Avenir Next" w:eastAsia="Avenir Next"/>
                       <w:b/>
                       <w:color w:val="1A1A1A"/>
+                      <w:sz w:val="22"/>
+                      <w:szCs w:val="18"/>
+                    </w:rPr>
+                    <w:t xml:space="preserve">Answer</w:t>
+                  </w:r>
+                  <w:r>
+                    <w:rPr>
+                      <w:rFonts w:ascii="Avenir Next" w:hAnsi="Avenir Next" w:cs="Avenir Next" w:eastAsia="Avenir Next"/>
+                      <w:color w:val="1A1A1A"/>
                       <w:sz w:val="18"/>
                       <w:szCs w:val="18"/>
                     </w:rPr>
-                    <w:t xml:space="preserve">Answer</w:t>
-                  </w:r>
-                  <w:r>
-                    <w:rPr>
-                      <w:rFonts w:ascii="Avenir Next" w:hAnsi="Avenir Next" w:cs="Avenir Next" w:eastAsia="Avenir Next"/>
-                      <w:color w:val="1A1A1A"/>
-                      <w:sz w:val="18"/>
-                      <w:szCs w:val="18"/>
-                    </w:rPr>
                     <w:tab/>
                   </w:r>
                   <w:r>
                     <w:rPr>
                       <w:rFonts w:ascii="Avenir Next" w:hAnsi="Avenir Next" w:cs="Avenir Next" w:eastAsia="Avenir Next"/>
                       <w:color w:val="1A1A1A"/>
-                      <w:sz w:val="18"/>
+                      <w:sz w:val="22"/>
                       <w:szCs w:val="18"/>
                     </w:rPr>
                     <w:t xml:space="preserve">  cm²</w:t>
@@ -2317,7 +2318,7 @@
                     <w:drawing>
                       <wp:inline distT="0" distB="0" distL="0" distR="0">
                         <wp:extent cx="1554480" cy="1054825"/>
-                        <wp:docPr id="3" name="Figure 3"/>
+                        <wp:docPr id="3" name="Figure 3" descr="Rhombus. Dims: d1: 18 cm; d2: 10 cm."/>
                         <a:graphic xmlns:a="http://schemas.openxmlformats.org/drawingml/2006/main">
                           <a:graphicData uri="http://schemas.openxmlformats.org/drawingml/2006/picture">
                             <pic:pic xmlns:pic="http://schemas.openxmlformats.org/drawingml/2006/picture">
@@ -2415,7 +2416,7 @@
                 <w:rFonts w:ascii="Avenir Next" w:hAnsi="Avenir Next" w:cs="Avenir Next" w:eastAsia="Avenir Next"/>
                 <w:b/>
                 <w:color w:val="1A1A1A"/>
-                <w:sz w:val="20"/>
+                <w:sz w:val="22"/>
                 <w:szCs w:val="20"/>
               </w:rPr>
               <w:t xml:space="preserve">3.</w:t>
@@ -2433,7 +2434,7 @@
               <w:rPr>
                 <w:rFonts w:ascii="Avenir Next" w:hAnsi="Avenir Next" w:cs="Avenir Next" w:eastAsia="Avenir Next"/>
                 <w:color w:val="1A1A1A"/>
-                <w:sz w:val="20"/>
+                <w:sz w:val="22"/>
                 <w:szCs w:val="20"/>
               </w:rPr>
               <w:t xml:space="preserve">A rhombus has an area of 84 cm². One diagonal is 14 cm. The other diagonal is —</w:t>
@@ -2489,25 +2490,25 @@
                       <w:rFonts w:ascii="Avenir Next" w:hAnsi="Avenir Next" w:cs="Avenir Next" w:eastAsia="Avenir Next"/>
                       <w:b/>
                       <w:color w:val="003A70"/>
+                      <w:sz w:val="22"/>
+                      <w:szCs w:val="19"/>
+                    </w:rPr>
+                    <w:t xml:space="preserve">A</w:t>
+                  </w:r>
+                  <w:r>
+                    <w:rPr>
+                      <w:rFonts w:ascii="Avenir Next" w:hAnsi="Avenir Next" w:cs="Avenir Next" w:eastAsia="Avenir Next"/>
+                      <w:color w:val="1A1A1A"/>
                       <w:sz w:val="19"/>
                       <w:szCs w:val="19"/>
                     </w:rPr>
-                    <w:t xml:space="preserve">A</w:t>
-                  </w:r>
-                  <w:r>
-                    <w:rPr>
-                      <w:rFonts w:ascii="Avenir Next" w:hAnsi="Avenir Next" w:cs="Avenir Next" w:eastAsia="Avenir Next"/>
-                      <w:color w:val="1A1A1A"/>
-                      <w:sz w:val="19"/>
-                      <w:szCs w:val="19"/>
-                    </w:rPr>
                     <w:tab/>
                   </w:r>
                   <w:r>
                     <w:rPr>
                       <w:rFonts w:ascii="Avenir Next" w:hAnsi="Avenir Next" w:cs="Avenir Next" w:eastAsia="Avenir Next"/>
                       <w:color w:val="1A1A1A"/>
-                      <w:sz w:val="19"/>
+                      <w:sz w:val="22"/>
                       <w:szCs w:val="19"/>
                     </w:rPr>
                     <w:t xml:space="preserve">6 cm</w:t>
@@ -2532,25 +2533,25 @@
                       <w:rFonts w:ascii="Avenir Next" w:hAnsi="Avenir Next" w:cs="Avenir Next" w:eastAsia="Avenir Next"/>
                       <w:b/>
                       <w:color w:val="003A70"/>
+                      <w:sz w:val="22"/>
+                      <w:szCs w:val="19"/>
+                    </w:rPr>
+                    <w:t xml:space="preserve">B</w:t>
+                  </w:r>
+                  <w:r>
+                    <w:rPr>
+                      <w:rFonts w:ascii="Avenir Next" w:hAnsi="Avenir Next" w:cs="Avenir Next" w:eastAsia="Avenir Next"/>
+                      <w:color w:val="1A1A1A"/>
                       <w:sz w:val="19"/>
                       <w:szCs w:val="19"/>
                     </w:rPr>
-                    <w:t xml:space="preserve">B</w:t>
-                  </w:r>
-                  <w:r>
-                    <w:rPr>
-                      <w:rFonts w:ascii="Avenir Next" w:hAnsi="Avenir Next" w:cs="Avenir Next" w:eastAsia="Avenir Next"/>
-                      <w:color w:val="1A1A1A"/>
-                      <w:sz w:val="19"/>
-                      <w:szCs w:val="19"/>
-                    </w:rPr>
                     <w:tab/>
                   </w:r>
                   <w:r>
                     <w:rPr>
                       <w:rFonts w:ascii="Avenir Next" w:hAnsi="Avenir Next" w:cs="Avenir Next" w:eastAsia="Avenir Next"/>
                       <w:color w:val="1A1A1A"/>
-                      <w:sz w:val="19"/>
+                      <w:sz w:val="22"/>
                       <w:szCs w:val="19"/>
                     </w:rPr>
                     <w:t xml:space="preserve">12 cm</w:t>
@@ -2575,25 +2576,25 @@
                       <w:rFonts w:ascii="Avenir Next" w:hAnsi="Avenir Next" w:cs="Avenir Next" w:eastAsia="Avenir Next"/>
                       <w:b/>
                       <w:color w:val="003A70"/>
+                      <w:sz w:val="22"/>
+                      <w:szCs w:val="19"/>
+                    </w:rPr>
+                    <w:t xml:space="preserve">C</w:t>
+                  </w:r>
+                  <w:r>
+                    <w:rPr>
+                      <w:rFonts w:ascii="Avenir Next" w:hAnsi="Avenir Next" w:cs="Avenir Next" w:eastAsia="Avenir Next"/>
+                      <w:color w:val="1A1A1A"/>
                       <w:sz w:val="19"/>
                       <w:szCs w:val="19"/>
                     </w:rPr>
-                    <w:t xml:space="preserve">C</w:t>
-                  </w:r>
-                  <w:r>
-                    <w:rPr>
-                      <w:rFonts w:ascii="Avenir Next" w:hAnsi="Avenir Next" w:cs="Avenir Next" w:eastAsia="Avenir Next"/>
-                      <w:color w:val="1A1A1A"/>
-                      <w:sz w:val="19"/>
-                      <w:szCs w:val="19"/>
-                    </w:rPr>
                     <w:tab/>
                   </w:r>
                   <w:r>
                     <w:rPr>
                       <w:rFonts w:ascii="Avenir Next" w:hAnsi="Avenir Next" w:cs="Avenir Next" w:eastAsia="Avenir Next"/>
                       <w:color w:val="1A1A1A"/>
-                      <w:sz w:val="19"/>
+                      <w:sz w:val="22"/>
                       <w:szCs w:val="19"/>
                     </w:rPr>
                     <w:t xml:space="preserve">70 cm</w:t>
@@ -2618,25 +2619,25 @@
                       <w:rFonts w:ascii="Avenir Next" w:hAnsi="Avenir Next" w:cs="Avenir Next" w:eastAsia="Avenir Next"/>
                       <w:b/>
                       <w:color w:val="003A70"/>
+                      <w:sz w:val="22"/>
+                      <w:szCs w:val="19"/>
+                    </w:rPr>
+                    <w:t xml:space="preserve">D</w:t>
+                  </w:r>
+                  <w:r>
+                    <w:rPr>
+                      <w:rFonts w:ascii="Avenir Next" w:hAnsi="Avenir Next" w:cs="Avenir Next" w:eastAsia="Avenir Next"/>
+                      <w:color w:val="1A1A1A"/>
                       <w:sz w:val="19"/>
                       <w:szCs w:val="19"/>
                     </w:rPr>
-                    <w:t xml:space="preserve">D</w:t>
-                  </w:r>
-                  <w:r>
-                    <w:rPr>
-                      <w:rFonts w:ascii="Avenir Next" w:hAnsi="Avenir Next" w:cs="Avenir Next" w:eastAsia="Avenir Next"/>
-                      <w:color w:val="1A1A1A"/>
-                      <w:sz w:val="19"/>
-                      <w:szCs w:val="19"/>
-                    </w:rPr>
                     <w:tab/>
                   </w:r>
                   <w:r>
                     <w:rPr>
                       <w:rFonts w:ascii="Avenir Next" w:hAnsi="Avenir Next" w:cs="Avenir Next" w:eastAsia="Avenir Next"/>
                       <w:color w:val="1A1A1A"/>
-                      <w:sz w:val="19"/>
+                      <w:sz w:val="22"/>
                       <w:szCs w:val="19"/>
                     </w:rPr>
                     <w:t xml:space="preserve">168 cm</w:t>
@@ -2686,7 +2687,7 @@
         <w:rPr>
           <w:rFonts w:ascii="Avenir Next" w:hAnsi="Avenir Next" w:cs="Avenir Next" w:eastAsia="Avenir Next"/>
           <w:color w:val="1A1A1A"/>
-          <w:sz w:val="17"/>
+          <w:sz w:val="22"/>
           <w:szCs w:val="17"/>
         </w:rPr>
         <w:t xml:space="preserve">  I got it</w:t>
@@ -2704,7 +2705,7 @@
         <w:rPr>
           <w:rFonts w:ascii="Avenir Next" w:hAnsi="Avenir Next" w:cs="Avenir Next" w:eastAsia="Avenir Next"/>
           <w:color w:val="1A1A1A"/>
-          <w:sz w:val="17"/>
+          <w:sz w:val="22"/>
           <w:szCs w:val="17"/>
         </w:rPr>
         <w:t xml:space="preserve">  Almost</w:t>
@@ -2722,7 +2723,7 @@
         <w:rPr>
           <w:rFonts w:ascii="Avenir Next" w:hAnsi="Avenir Next" w:cs="Avenir Next" w:eastAsia="Avenir Next"/>
           <w:color w:val="1A1A1A"/>
-          <w:sz w:val="17"/>
+          <w:sz w:val="22"/>
           <w:szCs w:val="17"/>
         </w:rPr>
         <w:t xml:space="preserve">  I need help</w:t>
@@ -2779,7 +2780,7 @@
         <w:rPr>
           <w:rFonts w:ascii="Avenir Next" w:hAnsi="Avenir Next" w:cs="Avenir Next" w:eastAsia="Avenir Next"/>
           <w:color w:val="1A1A1A"/>
-          <w:sz w:val="18"/>
+          <w:sz w:val="22"/>
           <w:szCs w:val="18"/>
         </w:rPr>
         <w:t xml:space="preserve">Name</w:t>
@@ -2864,7 +2865,7 @@
                 <w:rFonts w:ascii="Avenir Next" w:hAnsi="Avenir Next" w:cs="Avenir Next" w:eastAsia="Avenir Next"/>
                 <w:b/>
                 <w:color w:val="1A1A1A"/>
-                <w:sz w:val="20"/>
+                <w:sz w:val="22"/>
                 <w:szCs w:val="20"/>
               </w:rPr>
               <w:t xml:space="preserve">1.</w:t>
@@ -2882,7 +2883,7 @@
               <w:rPr>
                 <w:rFonts w:ascii="Avenir Next" w:hAnsi="Avenir Next" w:cs="Avenir Next" w:eastAsia="Avenir Next"/>
                 <w:color w:val="1A1A1A"/>
-                <w:sz w:val="20"/>
+                <w:sz w:val="22"/>
                 <w:szCs w:val="20"/>
               </w:rPr>
               <w:t xml:space="preserve">Find the area of each rhombus.</w:t>
@@ -2937,10 +2938,28 @@
                       <w:rFonts w:ascii="Avenir Next" w:hAnsi="Avenir Next" w:cs="Avenir Next" w:eastAsia="Avenir Next"/>
                       <w:b/>
                       <w:color w:val="003A70"/>
+                      <w:sz w:val="22"/>
+                      <w:szCs w:val="20"/>
+                    </w:rPr>
+                    <w:t xml:space="preserve">a.</w:t>
+                  </w:r>
+                  <w:r>
+                    <w:rPr>
+                      <w:rFonts w:ascii="Avenir Next" w:hAnsi="Avenir Next" w:cs="Avenir Next" w:eastAsia="Avenir Next"/>
+                      <w:color w:val="1A1A1A"/>
                       <w:sz w:val="20"/>
                       <w:szCs w:val="20"/>
                     </w:rPr>
-                    <w:t xml:space="preserve">a.</w:t>
+                    <w:tab/>
+                  </w:r>
+                  <w:r>
+                    <w:rPr>
+                      <w:rFonts w:ascii="Avenir Next" w:hAnsi="Avenir Next" w:cs="Avenir Next" w:eastAsia="Avenir Next"/>
+                      <w:color w:val="1A1A1A"/>
+                      <w:sz w:val="22"/>
+                      <w:szCs w:val="20"/>
+                    </w:rPr>
+                    <w:t xml:space="preserve">diagonals 14 ft and 5 ft</w:t>
                   </w:r>
                   <w:r>
                     <w:rPr>
@@ -2949,7 +2968,7 @@
                       <w:sz w:val="20"/>
                       <w:szCs w:val="20"/>
                     </w:rPr>
-                    <w:tab/>
+                    <w:t xml:space="preserve">  </w:t>
                   </w:r>
                   <w:r>
                     <w:rPr>
@@ -2957,24 +2976,6 @@
                       <w:color w:val="1A1A1A"/>
                       <w:sz w:val="20"/>
                       <w:szCs w:val="20"/>
-                    </w:rPr>
-                    <w:t xml:space="preserve">diagonals 14 ft and 5 ft</w:t>
-                  </w:r>
-                  <w:r>
-                    <w:rPr>
-                      <w:rFonts w:ascii="Avenir Next" w:hAnsi="Avenir Next" w:cs="Avenir Next" w:eastAsia="Avenir Next"/>
-                      <w:color w:val="1A1A1A"/>
-                      <w:sz w:val="20"/>
-                      <w:szCs w:val="20"/>
-                    </w:rPr>
-                    <w:t xml:space="preserve">  </w:t>
-                  </w:r>
-                  <w:r>
-                    <w:rPr>
-                      <w:rFonts w:ascii="Avenir Next" w:hAnsi="Avenir Next" w:cs="Avenir Next" w:eastAsia="Avenir Next"/>
-                      <w:color w:val="1A1A1A"/>
-                      <w:sz w:val="20"/>
-                      <w:szCs w:val="20"/>
                       <w:u w:val="single"/>
                     </w:rPr>
                     <w:t xml:space="preserve">              </w:t>
@@ -2983,7 +2984,7 @@
                     <w:rPr>
                       <w:rFonts w:ascii="Avenir Next" w:hAnsi="Avenir Next" w:cs="Avenir Next" w:eastAsia="Avenir Next"/>
                       <w:color w:val="1A1A1A"/>
-                      <w:sz w:val="20"/>
+                      <w:sz w:val="22"/>
                       <w:szCs w:val="20"/>
                     </w:rPr>
                     <w:t xml:space="preserve"> ft²</w:t>
@@ -3008,10 +3009,28 @@
                       <w:rFonts w:ascii="Avenir Next" w:hAnsi="Avenir Next" w:cs="Avenir Next" w:eastAsia="Avenir Next"/>
                       <w:b/>
                       <w:color w:val="003A70"/>
+                      <w:sz w:val="22"/>
+                      <w:szCs w:val="20"/>
+                    </w:rPr>
+                    <w:t xml:space="preserve">b.</w:t>
+                  </w:r>
+                  <w:r>
+                    <w:rPr>
+                      <w:rFonts w:ascii="Avenir Next" w:hAnsi="Avenir Next" w:cs="Avenir Next" w:eastAsia="Avenir Next"/>
+                      <w:color w:val="1A1A1A"/>
                       <w:sz w:val="20"/>
                       <w:szCs w:val="20"/>
                     </w:rPr>
-                    <w:t xml:space="preserve">b.</w:t>
+                    <w:tab/>
+                  </w:r>
+                  <w:r>
+                    <w:rPr>
+                      <w:rFonts w:ascii="Avenir Next" w:hAnsi="Avenir Next" w:cs="Avenir Next" w:eastAsia="Avenir Next"/>
+                      <w:color w:val="1A1A1A"/>
+                      <w:sz w:val="22"/>
+                      <w:szCs w:val="20"/>
+                    </w:rPr>
+                    <w:t xml:space="preserve">base 9 m, height 7 m</w:t>
                   </w:r>
                   <w:r>
                     <w:rPr>
@@ -3020,7 +3039,7 @@
                       <w:sz w:val="20"/>
                       <w:szCs w:val="20"/>
                     </w:rPr>
-                    <w:tab/>
+                    <w:t xml:space="preserve">  </w:t>
                   </w:r>
                   <w:r>
                     <w:rPr>
@@ -3028,24 +3047,6 @@
                       <w:color w:val="1A1A1A"/>
                       <w:sz w:val="20"/>
                       <w:szCs w:val="20"/>
-                    </w:rPr>
-                    <w:t xml:space="preserve">base 9 m, height 7 m</w:t>
-                  </w:r>
-                  <w:r>
-                    <w:rPr>
-                      <w:rFonts w:ascii="Avenir Next" w:hAnsi="Avenir Next" w:cs="Avenir Next" w:eastAsia="Avenir Next"/>
-                      <w:color w:val="1A1A1A"/>
-                      <w:sz w:val="20"/>
-                      <w:szCs w:val="20"/>
-                    </w:rPr>
-                    <w:t xml:space="preserve">  </w:t>
-                  </w:r>
-                  <w:r>
-                    <w:rPr>
-                      <w:rFonts w:ascii="Avenir Next" w:hAnsi="Avenir Next" w:cs="Avenir Next" w:eastAsia="Avenir Next"/>
-                      <w:color w:val="1A1A1A"/>
-                      <w:sz w:val="20"/>
-                      <w:szCs w:val="20"/>
                       <w:u w:val="single"/>
                     </w:rPr>
                     <w:t xml:space="preserve">              </w:t>
@@ -3054,7 +3055,7 @@
                     <w:rPr>
                       <w:rFonts w:ascii="Avenir Next" w:hAnsi="Avenir Next" w:cs="Avenir Next" w:eastAsia="Avenir Next"/>
                       <w:color w:val="1A1A1A"/>
-                      <w:sz w:val="20"/>
+                      <w:sz w:val="22"/>
                       <w:szCs w:val="20"/>
                     </w:rPr>
                     <w:t xml:space="preserve"> m²</w:t>
@@ -3162,25 +3163,25 @@
                       <w:rFonts w:ascii="Avenir Next" w:hAnsi="Avenir Next" w:cs="Avenir Next" w:eastAsia="Avenir Next"/>
                       <w:b/>
                       <w:color w:val="1A1A1A"/>
+                      <w:sz w:val="22"/>
+                      <w:szCs w:val="20"/>
+                    </w:rPr>
+                    <w:t xml:space="preserve">2.</w:t>
+                  </w:r>
+                  <w:r>
+                    <w:rPr>
+                      <w:rFonts w:ascii="Avenir Next" w:hAnsi="Avenir Next" w:cs="Avenir Next" w:eastAsia="Avenir Next"/>
+                      <w:color w:val="1A1A1A"/>
                       <w:sz w:val="20"/>
                       <w:szCs w:val="20"/>
                     </w:rPr>
-                    <w:t xml:space="preserve">2.</w:t>
-                  </w:r>
-                  <w:r>
-                    <w:rPr>
-                      <w:rFonts w:ascii="Avenir Next" w:hAnsi="Avenir Next" w:cs="Avenir Next" w:eastAsia="Avenir Next"/>
-                      <w:color w:val="1A1A1A"/>
-                      <w:sz w:val="20"/>
-                      <w:szCs w:val="20"/>
-                    </w:rPr>
                     <w:tab/>
                   </w:r>
                   <w:r>
                     <w:rPr>
                       <w:rFonts w:ascii="Avenir Next" w:hAnsi="Avenir Next" w:cs="Avenir Next" w:eastAsia="Avenir Next"/>
                       <w:color w:val="1A1A1A"/>
-                      <w:sz w:val="20"/>
+                      <w:sz w:val="22"/>
                       <w:szCs w:val="20"/>
                     </w:rPr>
                     <w:t xml:space="preserve">Find the area of the rhombus.</w:t>
@@ -3199,25 +3200,25 @@
                       <w:rFonts w:ascii="Avenir Next" w:hAnsi="Avenir Next" w:cs="Avenir Next" w:eastAsia="Avenir Next"/>
                       <w:b/>
                       <w:color w:val="1A1A1A"/>
+                      <w:sz w:val="22"/>
+                      <w:szCs w:val="18"/>
+                    </w:rPr>
+                    <w:t xml:space="preserve">Answer</w:t>
+                  </w:r>
+                  <w:r>
+                    <w:rPr>
+                      <w:rFonts w:ascii="Avenir Next" w:hAnsi="Avenir Next" w:cs="Avenir Next" w:eastAsia="Avenir Next"/>
+                      <w:color w:val="1A1A1A"/>
                       <w:sz w:val="18"/>
                       <w:szCs w:val="18"/>
                     </w:rPr>
-                    <w:t xml:space="preserve">Answer</w:t>
-                  </w:r>
-                  <w:r>
-                    <w:rPr>
-                      <w:rFonts w:ascii="Avenir Next" w:hAnsi="Avenir Next" w:cs="Avenir Next" w:eastAsia="Avenir Next"/>
-                      <w:color w:val="1A1A1A"/>
-                      <w:sz w:val="18"/>
-                      <w:szCs w:val="18"/>
-                    </w:rPr>
                     <w:tab/>
                   </w:r>
                   <w:r>
                     <w:rPr>
                       <w:rFonts w:ascii="Avenir Next" w:hAnsi="Avenir Next" w:cs="Avenir Next" w:eastAsia="Avenir Next"/>
                       <w:color w:val="1A1A1A"/>
-                      <w:sz w:val="18"/>
+                      <w:sz w:val="22"/>
                       <w:szCs w:val="18"/>
                     </w:rPr>
                     <w:t xml:space="preserve">  cm²</w:t>
@@ -3238,7 +3239,7 @@
                     <w:drawing>
                       <wp:inline distT="0" distB="0" distL="0" distR="0">
                         <wp:extent cx="1554480" cy="1054825"/>
-                        <wp:docPr id="4" name="Figure 4"/>
+                        <wp:docPr id="4" name="Figure 4" descr="Rhombus. Dims: d1: 18 cm; d2: 10 cm."/>
                         <a:graphic xmlns:a="http://schemas.openxmlformats.org/drawingml/2006/main">
                           <a:graphicData uri="http://schemas.openxmlformats.org/drawingml/2006/picture">
                             <pic:pic xmlns:pic="http://schemas.openxmlformats.org/drawingml/2006/picture">
@@ -3336,7 +3337,7 @@
                 <w:rFonts w:ascii="Avenir Next" w:hAnsi="Avenir Next" w:cs="Avenir Next" w:eastAsia="Avenir Next"/>
                 <w:b/>
                 <w:color w:val="1A1A1A"/>
-                <w:sz w:val="20"/>
+                <w:sz w:val="22"/>
                 <w:szCs w:val="20"/>
               </w:rPr>
               <w:t xml:space="preserve">3.</w:t>
@@ -3354,7 +3355,7 @@
               <w:rPr>
                 <w:rFonts w:ascii="Avenir Next" w:hAnsi="Avenir Next" w:cs="Avenir Next" w:eastAsia="Avenir Next"/>
                 <w:color w:val="1A1A1A"/>
-                <w:sz w:val="20"/>
+                <w:sz w:val="22"/>
                 <w:szCs w:val="20"/>
               </w:rPr>
               <w:t xml:space="preserve">A rhombus has an area of 84 cm². One diagonal is 14 cm. The other diagonal is —</w:t>
@@ -3410,25 +3411,25 @@
                       <w:rFonts w:ascii="Avenir Next" w:hAnsi="Avenir Next" w:cs="Avenir Next" w:eastAsia="Avenir Next"/>
                       <w:b/>
                       <w:color w:val="003A70"/>
+                      <w:sz w:val="22"/>
+                      <w:szCs w:val="19"/>
+                    </w:rPr>
+                    <w:t xml:space="preserve">A</w:t>
+                  </w:r>
+                  <w:r>
+                    <w:rPr>
+                      <w:rFonts w:ascii="Avenir Next" w:hAnsi="Avenir Next" w:cs="Avenir Next" w:eastAsia="Avenir Next"/>
+                      <w:color w:val="1A1A1A"/>
                       <w:sz w:val="19"/>
                       <w:szCs w:val="19"/>
                     </w:rPr>
-                    <w:t xml:space="preserve">A</w:t>
-                  </w:r>
-                  <w:r>
-                    <w:rPr>
-                      <w:rFonts w:ascii="Avenir Next" w:hAnsi="Avenir Next" w:cs="Avenir Next" w:eastAsia="Avenir Next"/>
-                      <w:color w:val="1A1A1A"/>
-                      <w:sz w:val="19"/>
-                      <w:szCs w:val="19"/>
-                    </w:rPr>
                     <w:tab/>
                   </w:r>
                   <w:r>
                     <w:rPr>
                       <w:rFonts w:ascii="Avenir Next" w:hAnsi="Avenir Next" w:cs="Avenir Next" w:eastAsia="Avenir Next"/>
                       <w:color w:val="1A1A1A"/>
-                      <w:sz w:val="19"/>
+                      <w:sz w:val="22"/>
                       <w:szCs w:val="19"/>
                     </w:rPr>
                     <w:t xml:space="preserve">6 cm</w:t>
@@ -3453,25 +3454,25 @@
                       <w:rFonts w:ascii="Avenir Next" w:hAnsi="Avenir Next" w:cs="Avenir Next" w:eastAsia="Avenir Next"/>
                       <w:b/>
                       <w:color w:val="003A70"/>
+                      <w:sz w:val="22"/>
+                      <w:szCs w:val="19"/>
+                    </w:rPr>
+                    <w:t xml:space="preserve">B</w:t>
+                  </w:r>
+                  <w:r>
+                    <w:rPr>
+                      <w:rFonts w:ascii="Avenir Next" w:hAnsi="Avenir Next" w:cs="Avenir Next" w:eastAsia="Avenir Next"/>
+                      <w:color w:val="1A1A1A"/>
                       <w:sz w:val="19"/>
                       <w:szCs w:val="19"/>
                     </w:rPr>
-                    <w:t xml:space="preserve">B</w:t>
-                  </w:r>
-                  <w:r>
-                    <w:rPr>
-                      <w:rFonts w:ascii="Avenir Next" w:hAnsi="Avenir Next" w:cs="Avenir Next" w:eastAsia="Avenir Next"/>
-                      <w:color w:val="1A1A1A"/>
-                      <w:sz w:val="19"/>
-                      <w:szCs w:val="19"/>
-                    </w:rPr>
                     <w:tab/>
                   </w:r>
                   <w:r>
                     <w:rPr>
                       <w:rFonts w:ascii="Avenir Next" w:hAnsi="Avenir Next" w:cs="Avenir Next" w:eastAsia="Avenir Next"/>
                       <w:color w:val="1A1A1A"/>
-                      <w:sz w:val="19"/>
+                      <w:sz w:val="22"/>
                       <w:szCs w:val="19"/>
                     </w:rPr>
                     <w:t xml:space="preserve">12 cm</w:t>
@@ -3496,25 +3497,25 @@
                       <w:rFonts w:ascii="Avenir Next" w:hAnsi="Avenir Next" w:cs="Avenir Next" w:eastAsia="Avenir Next"/>
                       <w:b/>
                       <w:color w:val="003A70"/>
+                      <w:sz w:val="22"/>
+                      <w:szCs w:val="19"/>
+                    </w:rPr>
+                    <w:t xml:space="preserve">C</w:t>
+                  </w:r>
+                  <w:r>
+                    <w:rPr>
+                      <w:rFonts w:ascii="Avenir Next" w:hAnsi="Avenir Next" w:cs="Avenir Next" w:eastAsia="Avenir Next"/>
+                      <w:color w:val="1A1A1A"/>
                       <w:sz w:val="19"/>
                       <w:szCs w:val="19"/>
                     </w:rPr>
-                    <w:t xml:space="preserve">C</w:t>
-                  </w:r>
-                  <w:r>
-                    <w:rPr>
-                      <w:rFonts w:ascii="Avenir Next" w:hAnsi="Avenir Next" w:cs="Avenir Next" w:eastAsia="Avenir Next"/>
-                      <w:color w:val="1A1A1A"/>
-                      <w:sz w:val="19"/>
-                      <w:szCs w:val="19"/>
-                    </w:rPr>
                     <w:tab/>
                   </w:r>
                   <w:r>
                     <w:rPr>
                       <w:rFonts w:ascii="Avenir Next" w:hAnsi="Avenir Next" w:cs="Avenir Next" w:eastAsia="Avenir Next"/>
                       <w:color w:val="1A1A1A"/>
-                      <w:sz w:val="19"/>
+                      <w:sz w:val="22"/>
                       <w:szCs w:val="19"/>
                     </w:rPr>
                     <w:t xml:space="preserve">70 cm</w:t>
@@ -3539,25 +3540,25 @@
                       <w:rFonts w:ascii="Avenir Next" w:hAnsi="Avenir Next" w:cs="Avenir Next" w:eastAsia="Avenir Next"/>
                       <w:b/>
                       <w:color w:val="003A70"/>
+                      <w:sz w:val="22"/>
+                      <w:szCs w:val="19"/>
+                    </w:rPr>
+                    <w:t xml:space="preserve">D</w:t>
+                  </w:r>
+                  <w:r>
+                    <w:rPr>
+                      <w:rFonts w:ascii="Avenir Next" w:hAnsi="Avenir Next" w:cs="Avenir Next" w:eastAsia="Avenir Next"/>
+                      <w:color w:val="1A1A1A"/>
                       <w:sz w:val="19"/>
                       <w:szCs w:val="19"/>
                     </w:rPr>
-                    <w:t xml:space="preserve">D</w:t>
-                  </w:r>
-                  <w:r>
-                    <w:rPr>
-                      <w:rFonts w:ascii="Avenir Next" w:hAnsi="Avenir Next" w:cs="Avenir Next" w:eastAsia="Avenir Next"/>
-                      <w:color w:val="1A1A1A"/>
-                      <w:sz w:val="19"/>
-                      <w:szCs w:val="19"/>
-                    </w:rPr>
                     <w:tab/>
                   </w:r>
                   <w:r>
                     <w:rPr>
                       <w:rFonts w:ascii="Avenir Next" w:hAnsi="Avenir Next" w:cs="Avenir Next" w:eastAsia="Avenir Next"/>
                       <w:color w:val="1A1A1A"/>
-                      <w:sz w:val="19"/>
+                      <w:sz w:val="22"/>
                       <w:szCs w:val="19"/>
                     </w:rPr>
                     <w:t xml:space="preserve">168 cm</w:t>
@@ -3607,7 +3608,7 @@
         <w:rPr>
           <w:rFonts w:ascii="Avenir Next" w:hAnsi="Avenir Next" w:cs="Avenir Next" w:eastAsia="Avenir Next"/>
           <w:color w:val="1A1A1A"/>
-          <w:sz w:val="17"/>
+          <w:sz w:val="22"/>
           <w:szCs w:val="17"/>
         </w:rPr>
         <w:t xml:space="preserve">  I got it</w:t>
@@ -3625,7 +3626,7 @@
         <w:rPr>
           <w:rFonts w:ascii="Avenir Next" w:hAnsi="Avenir Next" w:cs="Avenir Next" w:eastAsia="Avenir Next"/>
           <w:color w:val="1A1A1A"/>
-          <w:sz w:val="17"/>
+          <w:sz w:val="22"/>
           <w:szCs w:val="17"/>
         </w:rPr>
         <w:t xml:space="preserve">  Almost</w:t>
@@ -3643,7 +3644,7 @@
         <w:rPr>
           <w:rFonts w:ascii="Avenir Next" w:hAnsi="Avenir Next" w:cs="Avenir Next" w:eastAsia="Avenir Next"/>
           <w:color w:val="1A1A1A"/>
-          <w:sz w:val="17"/>
+          <w:sz w:val="22"/>
           <w:szCs w:val="17"/>
         </w:rPr>
         <w:t xml:space="preserve">  I need help</w:t>
@@ -3737,7 +3738,106 @@
               <w:sz w:val="15"/>
               <w:szCs w:val="15"/>
             </w:rPr>
-            <w:t xml:space="preserve">Lesson 5-1  ·  Exit Tickets  ·  two per page</w:t>
+            <w:t xml:space="preserve">5-1 · Page </w:t>
+          </w:r>
+          <w:r>
+            <w:rPr>
+              <w:rFonts w:ascii="Avenir Next" w:hAnsi="Avenir Next" w:cs="Avenir Next" w:eastAsia="Avenir Next"/>
+              <w:color w:val="5A5F66"/>
+              <w:sz w:val="15"/>
+              <w:szCs w:val="15"/>
+            </w:rPr>
+            <w:fldChar w:fldCharType="begin"/>
+          </w:r>
+          <w:r>
+            <w:rPr>
+              <w:rFonts w:ascii="Avenir Next" w:hAnsi="Avenir Next" w:cs="Avenir Next" w:eastAsia="Avenir Next"/>
+              <w:color w:val="5A5F66"/>
+              <w:sz w:val="15"/>
+              <w:szCs w:val="15"/>
+            </w:rPr>
+            <w:instrText xml:space="preserve"> PAGE </w:instrText>
+          </w:r>
+          <w:r>
+            <w:rPr>
+              <w:rFonts w:ascii="Avenir Next" w:hAnsi="Avenir Next" w:cs="Avenir Next" w:eastAsia="Avenir Next"/>
+              <w:color w:val="5A5F66"/>
+              <w:sz w:val="15"/>
+              <w:szCs w:val="15"/>
+            </w:rPr>
+            <w:fldChar w:fldCharType="separate"/>
+          </w:r>
+          <w:r>
+            <w:rPr>
+              <w:rFonts w:ascii="Avenir Next" w:hAnsi="Avenir Next" w:cs="Avenir Next" w:eastAsia="Avenir Next"/>
+              <w:color w:val="5A5F66"/>
+              <w:sz w:val="15"/>
+              <w:szCs w:val="15"/>
+            </w:rPr>
+            <w:t xml:space="preserve">1</w:t>
+          </w:r>
+          <w:r>
+            <w:rPr>
+              <w:rFonts w:ascii="Avenir Next" w:hAnsi="Avenir Next" w:cs="Avenir Next" w:eastAsia="Avenir Next"/>
+              <w:color w:val="5A5F66"/>
+              <w:sz w:val="15"/>
+              <w:szCs w:val="15"/>
+            </w:rPr>
+            <w:fldChar w:fldCharType="end"/>
+          </w:r>
+          <w:r>
+            <w:rPr>
+              <w:rFonts w:ascii="Avenir Next" w:hAnsi="Avenir Next" w:cs="Avenir Next" w:eastAsia="Avenir Next"/>
+              <w:color w:val="5A5F66"/>
+              <w:sz w:val="15"/>
+              <w:szCs w:val="15"/>
+            </w:rPr>
+            <w:t xml:space="preserve"> of </w:t>
+          </w:r>
+          <w:r>
+            <w:rPr>
+              <w:rFonts w:ascii="Avenir Next" w:hAnsi="Avenir Next" w:cs="Avenir Next" w:eastAsia="Avenir Next"/>
+              <w:color w:val="5A5F66"/>
+              <w:sz w:val="15"/>
+              <w:szCs w:val="15"/>
+            </w:rPr>
+            <w:fldChar w:fldCharType="begin"/>
+          </w:r>
+          <w:r>
+            <w:rPr>
+              <w:rFonts w:ascii="Avenir Next" w:hAnsi="Avenir Next" w:cs="Avenir Next" w:eastAsia="Avenir Next"/>
+              <w:color w:val="5A5F66"/>
+              <w:sz w:val="15"/>
+              <w:szCs w:val="15"/>
+            </w:rPr>
+            <w:instrText xml:space="preserve"> NUMPAGES </w:instrText>
+          </w:r>
+          <w:r>
+            <w:rPr>
+              <w:rFonts w:ascii="Avenir Next" w:hAnsi="Avenir Next" w:cs="Avenir Next" w:eastAsia="Avenir Next"/>
+              <w:color w:val="5A5F66"/>
+              <w:sz w:val="15"/>
+              <w:szCs w:val="15"/>
+            </w:rPr>
+            <w:fldChar w:fldCharType="separate"/>
+          </w:r>
+          <w:r>
+            <w:rPr>
+              <w:rFonts w:ascii="Avenir Next" w:hAnsi="Avenir Next" w:cs="Avenir Next" w:eastAsia="Avenir Next"/>
+              <w:color w:val="5A5F66"/>
+              <w:sz w:val="15"/>
+              <w:szCs w:val="15"/>
+            </w:rPr>
+            <w:t xml:space="preserve">1</w:t>
+          </w:r>
+          <w:r>
+            <w:rPr>
+              <w:rFonts w:ascii="Avenir Next" w:hAnsi="Avenir Next" w:cs="Avenir Next" w:eastAsia="Avenir Next"/>
+              <w:color w:val="5A5F66"/>
+              <w:sz w:val="15"/>
+              <w:szCs w:val="15"/>
+            </w:rPr>
+            <w:fldChar w:fldCharType="end"/>
           </w:r>
         </w:p>
       </w:tc>
@@ -3780,5 +3880,23 @@
       </w:tblCellMar>
     </w:tblPr>
   </w:style>
+  <w:style w:type="paragraph" w:styleId="Heading1">
+    <w:name w:val="heading 1"/>
+    <w:basedOn w:val="Normal"/>
+    <w:pPr>
+      <w:outlineLvl w:val="0"/>
+      <w:keepNext w:val="0"/>
+      <w:keepLines w:val="0"/>
+    </w:pPr>
+  </w:style>
+  <w:style w:type="paragraph" w:styleId="Heading2">
+    <w:name w:val="heading 2"/>
+    <w:basedOn w:val="Normal"/>
+    <w:pPr>
+      <w:outlineLvl w:val="1"/>
+      <w:keepNext w:val="0"/>
+      <w:keepLines w:val="0"/>
+    </w:pPr>
+  </w:style>
 </w:styles>
 </file>